--- a/en/wisdom-stories/confidence-is-half-the-battle.docx
+++ b/en/wisdom-stories/confidence-is-half-the-battle.docx
@@ -27,7 +27,7 @@
         <w:rPr>
           <w:lang/>
         </w:rPr>
-        <w:t>A teaching story tells of a headteacher who called several teachers into his office and gave them an assignment.</w:t>
+        <w:t xml:space="preserve">A teaching story tells of a principal who called several teachers into his office and gave them an assignment.</w:t>
       </w:r>
     </w:p>
     <w:p>
@@ -79,7 +79,7 @@
         <w:rPr>
           <w:lang/>
         </w:rPr>
-        <w:t>The headteacher congratulated the teachers.</w:t>
+        <w:t xml:space="preserve">The principal congratulated the teachers.</w:t>
       </w:r>
     </w:p>
     <w:p>
@@ -118,7 +118,7 @@
         <w:rPr>
           <w:lang/>
         </w:rPr>
-        <w:t>The headteacher continued:</w:t>
+        <w:t xml:space="preserve">The principal continued:</w:t>
       </w:r>
     </w:p>
     <w:p>
